--- a/Caprebate/06-commercial-and-governance/Caprebate Engagement Letter.docx
+++ b/Caprebate/06-commercial-and-governance/Caprebate Engagement Letter.docx
@@ -183,6 +183,41 @@
 </Properties>
 </file>
 
+<file path=word\comments.xml><?xml version="1.0" encoding="utf-8"?>
+<w:comments xmlns:w="http://schemas.openxmlformats.org/wordprocessingml/2006/main">
+  <w:comment w:id="0" w:author="Cap Rebate - draft for the solicitor" w:date="2026-09-25T00:00:00Z" w:initials="CR">
+    <w:p>
+      <w:r>
+        <w:annotationRef/>
+      </w:r>
+      <w:r>
+        <w:t xml:space="preserve">PROPOSED ALTERNATIVE TO CLAUSE 1, FOR THE SOLICITOR TO APPROVE. This is a draft, not part of the letter. It becomes part of the letter only when the solicitor approves it and it is written into the text. Nothing here changes what a client signs today.</w:t>
+      </w:r>
+    </w:p>
+    <w:p>
+      <w:r>
+        <w:t xml:space="preserve">Proposed wording, to follow the paragraph “Who signs the filing position”:</w:t>
+      </w:r>
+    </w:p>
+    <w:p>
+      <w:r>
+        <w:t xml:space="preserve">“Who files the return. The Client, or the Client’s accountant or tax adviser, may file the tax return that includes the claim. Cap Rebate will file it for the Client only if the Client asks us to and gives us signed written authority for that return. A separate signed authority is needed for each return. Where Cap Rebate files a return, the Client remains responsible for the figures in it and for the accuracy of the return. Filing the return for the Client does not mean Cap Rebate decides what goes on it or signs the filing position.”</w:t>
+      </w:r>
+    </w:p>
+    <w:p>
+      <w:r>
+        <w:t xml:space="preserve">Why: decided 24 September 2026 (Word question 224, relayed by Lakhbir): the solicitor says we may file the return if the client wishes us to. The wording of clause 1 is still open.</w:t>
+      </w:r>
+    </w:p>
+    <w:p>
+      <w:r>
+        <w:t xml:space="preserve">Before this goes in: (1) the solicitor approves or changes the wording; (2) check that our professional indemnity insurance covers filing a return on a client’s behalf.</w:t>
+      </w:r>
+    </w:p>
+  </w:comment>
+</w:comments>
+</file>
+
 <file path=word\document.xml><?xml version="1.0" encoding="utf-8"?>
 <w:document xmlns:wpc="http://schemas.microsoft.com/office/word/2010/wordprocessingCanvas" xmlns:cx="http://schemas.microsoft.com/office/drawing/2014/chartex" xmlns:cx1="http://schemas.microsoft.com/office/drawing/2015/9/8/chartex" xmlns:cx2="http://schemas.microsoft.com/office/drawing/2015/10/21/chartex" xmlns:cx3="http://schemas.microsoft.com/office/drawing/2016/5/9/chartex" xmlns:cx4="http://schemas.microsoft.com/office/drawing/2016/5/10/chartex" xmlns:cx5="http://schemas.microsoft.com/office/drawing/2016/5/11/chartex" xmlns:cx6="http://schemas.microsoft.com/office/drawing/2016/5/12/chartex" xmlns:cx7="http://schemas.microsoft.com/office/drawing/2016/5/13/chartex" xmlns:cx8="http://schemas.microsoft.com/office/drawing/2016/5/14/chartex" xmlns:mc="http://schemas.openxmlformats.org/markup-compatibility/2006" xmlns:aink="http://schemas.microsoft.com/office/drawing/2016/ink" xmlns:am3d="http://schemas.microsoft.com/office/drawing/2017/model3d" xmlns:o="urn:schemas-microsoft-com:office:office" xmlns:oel="http://schemas.microsoft.com/office/2019/extlst" xmlns:r="http://schemas.openxmlformats.org/officeDocument/2006/relationships" xmlns:m="http://schemas.openxmlformats.org/officeDocument/2006/math" xmlns:v="urn:schemas-microsoft-com:vml" xmlns:wp14="http://schemas.microsoft.com/office/word/2010/wordprocessingDrawing" xmlns:wp="http://schemas.openxmlformats.org/drawingml/2006/wordprocessingDrawing" xmlns:w10="urn:schemas-microsoft-com:office:word" xmlns:w="http://schemas.openxmlformats.org/wordprocessingml/2006/main" xmlns:w14="http://schemas.microsoft.com/office/word/2010/wordml" xmlns:w15="http://schemas.microsoft.com/office/word/2012/wordml" xmlns:w16cex="http://schemas.microsoft.com/office/word/2018/wordml/cex" xmlns:w16cid="http://schemas.microsoft.com/office/word/2016/wordml/cid" xmlns:w16="http://schemas.microsoft.com/office/word/2018/wordml" xmlns:w16du="http://schemas.microsoft.com/office/word/2023/wordml/word16du" xmlns:w16sdtdh="http://schemas.microsoft.com/office/word/2020/wordml/sdtdatahash" xmlns:w16sdtfl="http://schemas.microsoft.com/office/word/2024/wordml/sdtformatlock" xmlns:w16se="http://schemas.microsoft.com/office/word/2015/wordml/symex" xmlns:wpg="http://schemas.microsoft.com/office/word/2010/wordprocessingGroup" xmlns:wpi="http://schemas.microsoft.com/office/word/2010/wordprocessingInk" xmlns:wne="http://schemas.microsoft.com/office/word/2006/wordml" xmlns:wps="http://schemas.microsoft.com/office/word/2010/wordprocessingShape" mc:Ignorable="w14 w15 w16se w16cid w16 w16cex w16sdtdh w16sdtfl w16du wp14">
   <w:body>
@@ -371,12 +406,17 @@
           <w:color w:val="000000" w:themeColor="text1"/>
         </w:rPr>
       </w:pPr>
+      <w:commentRangeStart w:id="0"/>
       <w:r>
         <w:rPr>
           <w:rFonts w:cstheme="minorHAnsi"/>
           <w:color w:val="000000" w:themeColor="text1"/>
         </w:rPr>
         <w:t xml:space="preserve">Who signs the filing position. Cap Rebate identifies and quantifies the allowances; it does not decide what goes on the Client's tax return and does not sign the filing position. Where the Client has an accountant or tax adviser engaged on the claim, that person signs it. [Where the Client has none engaged, Cap Rebate will, if instructed, introduce its own chartered tax adviser to review and sign the filing position, at a fee of £[amount] disclosed and agreed before that work begins. This option is not yet available: no chartered tax adviser is appointed, and it takes effect only when one is.] Where neither applies, the Client remains responsible for the filing position and Cap Rebate's work is an input to it.</w:t>
+      </w:r>
+      <w:commentRangeEnd w:id="0"/>
+      <w:r>
+        <w:commentReference w:id="0"/>
       </w:r>
     </w:p>
     <w:p>

--- a/Caprebate/06-commercial-and-governance/Caprebate Engagement Letter.docx
+++ b/Caprebate/06-commercial-and-governance/Caprebate Engagement Letter.docx
@@ -215,6 +215,36 @@
       </w:r>
     </w:p>
   </w:comment>
+  <w:comment w:id="1" w:author="Cap Rebate - draft for the solicitor" w:date="2026-09-25T00:00:00Z" w:initials="CR">
+    <w:p>
+      <w:r>
+        <w:annotationRef/>
+      </w:r>
+      <w:r>
+        <w:t xml:space="preserve">PROPOSED ADDITION TO CLAUSE 7, FOR THE SOLICITOR AND THE DATA PROTECTION OFFICER TO APPROVE. This is a draft, not part of the letter. It becomes part of the letter only when the solicitor and the data protection officer, Sadique Maskeen, have both approved it and it is written into the text. Nothing here changes what a client signs today.</w:t>
+      </w:r>
+    </w:p>
+    <w:p>
+      <w:r>
+        <w:t xml:space="preserve">Proposed wording, to add at the end of paragraph (d):</w:t>
+      </w:r>
+    </w:p>
+    <w:p>
+      <w:r>
+        <w:t xml:space="preserve">“One of these organisations is Veriff OÜ, a company in Estonia, which runs the online identity check we use to confirm who we are dealing with. If we ask a person to complete a check, we send Veriff only their first and last name and our reference for the check. The person then photographs their identity document and takes a selfie on their own phone, and these go to Veriff, not to us. Veriff tells us the result. We keep the result, the type of document checked and the country that issued it. We do not keep the photographs or the document number. Veriff holds this data in the European Union.”</w:t>
+      </w:r>
+    </w:p>
+    <w:p>
+      <w:r>
+        <w:t xml:space="preserve">Why: Lakhbir chose Veriff on 24 September 2026 (Word question 225). We check every client’s identity, whether or not the money-laundering rules require us to be supervised (Word question 10; the accountant is still to confirm the supervision point). The identity check is built and switched off. It will not send anything until Veriff is named in this clause and in the privacy notice.</w:t>
+      </w:r>
+    </w:p>
+    <w:p>
+      <w:r>
+        <w:t xml:space="preserve">Before this goes in: (1) the solicitor approves or changes the wording; (2) the data protection officer approves the matching entry drafted for the privacy notice on 25 September 2026; (3) we have written terms with Veriff that meet Article 28 of the UK GDPR [for the solicitor to confirm]; (4) the officer confirms the lawful basis for the check, and how the selfie, which is used to match a face, is treated.</w:t>
+      </w:r>
+    </w:p>
+  </w:comment>
 </w:comments>
 </file>
 
@@ -937,6 +967,7 @@
           <w:color w:val="000000" w:themeColor="text1"/>
         </w:rPr>
       </w:pPr>
+      <w:commentRangeStart w:id="1"/>
       <w:r>
         <w:rPr>
           <w:rFonts w:asciiTheme="minorHAnsi" w:hAnsiTheme="minorHAnsi" w:cstheme="minorHAnsi"/>
@@ -945,6 +976,10 @@
           <w:color w:val="000000" w:themeColor="text1"/>
         </w:rPr>
         <w:t>7. Data Protection</w:t>
+      </w:r>
+      <w:commentRangeEnd w:id="1"/>
+      <w:r>
+        <w:commentReference w:id="1"/>
       </w:r>
     </w:p>
     <w:p>

--- a/Caprebate/06-commercial-and-governance/Caprebate Engagement Letter.docx
+++ b/Caprebate/06-commercial-and-governance/Caprebate Engagement Letter.docx
@@ -231,17 +231,17 @@
     </w:p>
     <w:p>
       <w:r>
-        <w:t xml:space="preserve">“One of these organisations is Veriff OÜ, a company in Estonia, which runs the online identity check we use to confirm who we are dealing with. If we ask a person to complete a check, we send Veriff only their first and last name and our reference for the check. The person then photographs their identity document and takes a selfie on their own phone, and these go to Veriff, not to us. Veriff tells us the result. We keep the result, the type of document checked and the country that issued it. We do not keep the photographs or the document number. Veriff holds this data in the European Union.”</w:t>
-      </w:r>
-    </w:p>
-    <w:p>
-      <w:r>
-        <w:t xml:space="preserve">Why: Lakhbir chose Veriff on 24 September 2026 (Word question 225). We check every client’s identity, whether or not the money-laundering rules require us to be supervised (Word question 10; the accountant is still to confirm the supervision point). The identity check is built and switched off. It will not send anything until Veriff is named in this clause and in the privacy notice.</w:t>
-      </w:r>
-    </w:p>
-    <w:p>
-      <w:r>
-        <w:t xml:space="preserve">Before this goes in: (1) the solicitor approves or changes the wording; (2) the data protection officer approves the matching entry drafted for the privacy notice on 25 September 2026; (3) we have written terms with Veriff that meet Article 28 of the UK GDPR [for the solicitor to confirm]; (4) the officer confirms the lawful basis for the check, and how the selfie, which is used to match a face, is treated.</w:t>
+        <w:t xml:space="preserve">“One of these organisations is Didit [its company name and country, for the solicitor to confirm from Didit’s terms], which runs the online identity check we use to confirm who we are dealing with. If we ask a person to complete a check, we send Didit only their first and last name and our reference for the check. The person then photographs their identity document and takes a selfie on their own phone, and these go to Didit, not to us. Didit tells us the result. We keep the result, the type of document checked and the country that issued it. We do not keep the photographs or the document number. Didit processes and stores this data in the European Union.”</w:t>
+      </w:r>
+    </w:p>
+    <w:p>
+      <w:r>
+        <w:t xml:space="preserve">Why: Lakhbir chose Veriff on 24 September 2026 (Word question 225) and switched to Didit on 25 September 2026. We check every client’s identity, whether or not the money-laundering rules require us to be supervised (Word question 10; the accountant is still to confirm the supervision point). The identity check is built and switched off. It will not send anything until Didit is named in this clause and in the privacy notice.</w:t>
+      </w:r>
+    </w:p>
+    <w:p>
+      <w:r>
+        <w:t xml:space="preserve">Before this goes in: (1) the solicitor approves or changes the wording; (2) the data protection officer approves the matching entry drafted for the privacy notice on 25 September 2026; (3) we have written terms with Didit that meet Article 28 of the UK GDPR [for the solicitor to confirm]; (4) the officer confirms the lawful basis for the check, and how the selfie, which is used to match a face, is treated.</w:t>
       </w:r>
     </w:p>
   </w:comment>

--- a/Caprebate/06-commercial-and-governance/Caprebate Engagement Letter.docx
+++ b/Caprebate/06-commercial-and-governance/Caprebate Engagement Letter.docx
@@ -231,7 +231,7 @@
     </w:p>
     <w:p>
       <w:r>
-        <w:t xml:space="preserve">“One of these organisations is Didit [its company name and country, for the solicitor to confirm from Didit’s terms], which runs the online identity check we use to confirm who we are dealing with. If we ask a person to complete a check, we send Didit only their first and last name and our reference for the check. The person then photographs their identity document and takes a selfie on their own phone, and these go to Didit, not to us. Didit tells us the result. We keep the result, the type of document checked and the country that issued it. We do not keep the photographs or the document number. Didit processes and stores this data in the European Union.”</w:t>
+        <w:t xml:space="preserve">“One of these organisations is Didit [proposed: Didit Identity Spain, S.L., a company in Spain, as named in Didit’s own terms (didit.me/terms/business, read 25 September 2026) and in the privacy notice draft of that day — for the solicitor to confirm], which runs the online identity check we use to confirm who we are dealing with. If we ask a person to complete a check, we send Didit only their first and last name and our reference for the check. The person then photographs their identity document and takes a selfie on their own phone, and these go to Didit, not to us. Didit tells us the result. We keep the result, the type of document checked and the country that issued it. We do not keep the photographs or the document number. Didit processes and stores this data in the European Union.”</w:t>
       </w:r>
     </w:p>
     <w:p>
@@ -241,7 +241,7 @@
     </w:p>
     <w:p>
       <w:r>
-        <w:t xml:space="preserve">Before this goes in: (1) the solicitor approves or changes the wording; (2) the data protection officer approves the matching entry drafted for the privacy notice on 25 September 2026; (3) we have written terms with Didit that meet Article 28 of the UK GDPR [for the solicitor to confirm]; (4) the officer confirms the lawful basis for the check, and how the selfie, which is used to match a face, is treated.</w:t>
+        <w:t xml:space="preserve">Before this goes in: (1) the solicitor approves or changes the wording; (2) the data protection officer approves the matching entry drafted for the privacy notice on 25 September 2026; (3) we have written terms with Didit that meet Article 28 of the UK GDPR [proposed: Didit’s Data Processing Addendum, Annex 2 of its business terms, which becomes part of our contract with Didit Identity Spain, S.L. once we accept those terms (read 25 September 2026, recorded in the privacy notice draft) — for the solicitor to confirm]; (4) the officer confirms the lawful basis for the check, and how the selfie, which is used to match a face, is treated.</w:t>
       </w:r>
     </w:p>
   </w:comment>
@@ -349,14 +349,14 @@
           <w:rFonts w:cstheme="minorHAnsi"/>
           <w:color w:val="000000" w:themeColor="text1"/>
         </w:rPr>
-        <w:t xml:space="preserve"> Oakfield Care Group</w:t>
-      </w:r>
-      <w:r>
-        <w:rPr>
-          <w:rFonts w:cstheme="minorHAnsi"/>
-          <w:color w:val="000000" w:themeColor="text1"/>
-        </w:rPr>
-        <w:t>, a company registered in England and Wales under company number 09183422 (“you”, “the Client”)</w:t>
+        <w:t xml:space="preserve"> Quenmoor Care Group</w:t>
+      </w:r>
+      <w:r>
+        <w:rPr>
+          <w:rFonts w:cstheme="minorHAnsi"/>
+          <w:color w:val="000000" w:themeColor="text1"/>
+        </w:rPr>
+        <w:t>, a company registered in England and Wales under company number 98604417 (“you”, “the Client”)</w:t>
       </w:r>
     </w:p>
     <w:p>
@@ -409,7 +409,7 @@
           <w:rFonts w:cstheme="minorHAnsi"/>
           <w:color w:val="000000" w:themeColor="text1"/>
         </w:rPr>
-        <w:t xml:space="preserve">This letter (“the Agreement”), together with the accompanying Terms of Business (if any are issued separately), sets out the entire agreement between Cap Rebate and Oakfield Care Group Ltd for the identification and quantification of capital allowances available on the Property. Once countersigned by an </w:t>
+        <w:t xml:space="preserve">This letter (“the Agreement”), together with the accompanying Terms of Business (if any are issued separately), sets out the entire agreement between Cap Rebate and Quenmoor Care Group Ltd for the identification and quantification of capital allowances available on the Property. Once countersigned by an </w:t>
       </w:r>
       <w:proofErr w:type="spellStart"/>
       <w:r>
@@ -1617,7 +1617,7 @@
           <w:bCs/>
           <w:color w:val="000000" w:themeColor="text1"/>
         </w:rPr>
-        <w:t>Signed for and on behalf of Oakfield Care Group Ltd</w:t>
+        <w:t>Signed for and on behalf of Quenmoor Care Group Ltd</w:t>
       </w:r>
     </w:p>
     <w:p>
@@ -1633,7 +1633,7 @@
           <w:rFonts w:cstheme="minorHAnsi"/>
           <w:color w:val="000000" w:themeColor="text1"/>
         </w:rPr>
-        <w:t>Oakfield Care Group Ltd (Company No. 09183422)</w:t>
+        <w:t>Quenmoor Care Group Ltd (Company No. 98604417)</w:t>
       </w:r>
     </w:p>
     <w:p>
